--- a/rapports/2026-06-03/EQ32/EQ32_enq3_v2/DR_141102000010/75-47-68-43.docx
+++ b/rapports/2026-06-03/EQ32/EQ32_enq3_v2/DR_141102000010/75-47-68-43.docx
@@ -544,7 +544,7 @@
                 <w:color w:val="16A34A"/>
                 <w:sz w:val="16"/>
               </w:rPr>
-              <w:t>—</w:t>
+              <w:t>s01q25, s01q30, s04q23, s01q00b, s01q30_decode, s04q23_decode</w:t>
             </w:r>
           </w:p>
         </w:tc>
@@ -724,7 +724,7 @@
                 <w:color w:val="16A34A"/>
                 <w:sz w:val="16"/>
               </w:rPr>
-              <w:t>—</w:t>
+              <w:t>s01q25, s01q30, s04q23, s01q00b, s01q30_decode, s04q23_decode</w:t>
             </w:r>
           </w:p>
         </w:tc>
@@ -904,7 +904,7 @@
                 <w:color w:val="16A34A"/>
                 <w:sz w:val="16"/>
               </w:rPr>
-              <w:t>—</w:t>
+              <w:t>s01q25, s01q30, s04q23, s01q00b, s01q30_decode, s04q23_decode</w:t>
             </w:r>
           </w:p>
         </w:tc>
@@ -1084,7 +1084,7 @@
                 <w:color w:val="16A34A"/>
                 <w:sz w:val="16"/>
               </w:rPr>
-              <w:t>—</w:t>
+              <w:t>s01q25, s01q30, s04q23, s01q00b, s01q30_decode, s04q23_decode</w:t>
             </w:r>
           </w:p>
         </w:tc>
@@ -1354,7 +1354,7 @@
                 <w:color w:val="16A34A"/>
                 <w:sz w:val="16"/>
               </w:rPr>
-              <w:t>—</w:t>
+              <w:t>s01q32, s01q36, s01q38, s04q37_modif, s02q33, s02q34, s01q00b</w:t>
             </w:r>
           </w:p>
         </w:tc>
@@ -1444,7 +1444,7 @@
                 <w:color w:val="16A34A"/>
                 <w:sz w:val="16"/>
               </w:rPr>
-              <w:t>—</w:t>
+              <w:t>s01q32, s01q36, s01q38, s04q37_modif, s02q33, s02q34, s01q00b</w:t>
             </w:r>
           </w:p>
         </w:tc>
@@ -1534,7 +1534,7 @@
                 <w:color w:val="16A34A"/>
                 <w:sz w:val="16"/>
               </w:rPr>
-              <w:t>—</w:t>
+              <w:t>s01q32, s01q36, s01q38, s04q37_modif, s02q33, s02q34, s01q00b</w:t>
             </w:r>
           </w:p>
         </w:tc>
@@ -1624,7 +1624,7 @@
                 <w:color w:val="16A34A"/>
                 <w:sz w:val="16"/>
               </w:rPr>
-              <w:t>—</w:t>
+              <w:t>s02q33, s01q00b</w:t>
             </w:r>
           </w:p>
         </w:tc>
@@ -1894,7 +1894,7 @@
                 <w:color w:val="16A34A"/>
                 <w:sz w:val="16"/>
               </w:rPr>
-              <w:t>—</w:t>
+              <w:t>s01q32, s01q36, s01q38, s04q37_modif, s02q33, s02q34, s01q00b</w:t>
             </w:r>
           </w:p>
         </w:tc>
@@ -1984,7 +1984,7 @@
                 <w:color w:val="16A34A"/>
                 <w:sz w:val="16"/>
               </w:rPr>
-              <w:t>—</w:t>
+              <w:t>s00q10, s01q35, s01q36, s01q37, s02q04, s02q15, s01q00b, s02q17_code</w:t>
             </w:r>
           </w:p>
         </w:tc>
@@ -2074,7 +2074,7 @@
                 <w:color w:val="16A34A"/>
                 <w:sz w:val="16"/>
               </w:rPr>
-              <w:t>—</w:t>
+              <w:t>s01q32, s01q36, s01q38, s04q37_modif, s02q33, s02q34, s01q00b</w:t>
             </w:r>
           </w:p>
         </w:tc>
@@ -2344,7 +2344,7 @@
                 <w:color w:val="16A34A"/>
                 <w:sz w:val="16"/>
               </w:rPr>
-              <w:t>—</w:t>
+              <w:t>s01q28, s01q29, s01q30, s02q01__1, s02q02__1, s02q03__1, s02q15, s03q18</w:t>
             </w:r>
           </w:p>
         </w:tc>
@@ -2434,7 +2434,7 @@
                 <w:color w:val="16A34A"/>
                 <w:sz w:val="16"/>
               </w:rPr>
-              <w:t>—</w:t>
+              <w:t>s01q47__7, s02q24, s04q49, s04q59e, s04q67, s06q19, s06q20, s06q22a</w:t>
             </w:r>
           </w:p>
         </w:tc>
@@ -2524,7 +2524,7 @@
                 <w:color w:val="16A34A"/>
                 <w:sz w:val="16"/>
               </w:rPr>
-              <w:t>—</w:t>
+              <w:t>s00q07a, s00q08, s00q10, s00q13_0, s00q15_0, s00q17_0, s00q23a, s00q23b</w:t>
             </w:r>
           </w:p>
         </w:tc>
@@ -2614,7 +2614,7 @@
                 <w:color w:val="16A34A"/>
                 <w:sz w:val="16"/>
               </w:rPr>
-              <w:t>—</w:t>
+              <w:t>s00q07a, s00q08, s00q10, s00q13_0, s00q15_0, s00q17_0, s00q23a, s00q23b</w:t>
             </w:r>
           </w:p>
         </w:tc>
@@ -2704,7 +2704,7 @@
                 <w:color w:val="16A34A"/>
                 <w:sz w:val="16"/>
               </w:rPr>
-              <w:t>—</w:t>
+              <w:t>s00q07a, s00q08, s00q10, s00q13_0, s00q15_0, s00q17_0, s00q23a, s00q23b</w:t>
             </w:r>
           </w:p>
         </w:tc>
@@ -2974,7 +2974,7 @@
                 <w:color w:val="16A34A"/>
                 <w:sz w:val="16"/>
               </w:rPr>
-              <w:t>—</w:t>
+              <w:t>s00q27</w:t>
             </w:r>
           </w:p>
         </w:tc>
@@ -3154,7 +3154,7 @@
                 <w:color w:val="16A34A"/>
                 <w:sz w:val="16"/>
               </w:rPr>
-              <w:t>—</w:t>
+              <w:t>s00q12a, s00q12b</w:t>
             </w:r>
           </w:p>
         </w:tc>
@@ -3964,7 +3964,7 @@
                 <w:color w:val="16A34A"/>
                 <w:sz w:val="16"/>
               </w:rPr>
-              <w:t>—</w:t>
+              <w:t>s01q63, s00q04, s02q25, s01q00b, s02q17_2, s02q15_2</w:t>
             </w:r>
           </w:p>
         </w:tc>
@@ -4234,7 +4234,7 @@
                 <w:color w:val="16A34A"/>
                 <w:sz w:val="16"/>
               </w:rPr>
-              <w:t>—</w:t>
+              <w:t>s01q63, s00q04, s02q25, s01q00b, s02q17_2, s02q15_2</w:t>
             </w:r>
           </w:p>
         </w:tc>
@@ -4774,7 +4774,7 @@
                 <w:color w:val="16A34A"/>
                 <w:sz w:val="16"/>
               </w:rPr>
-              <w:t>—</w:t>
+              <w:t>s01q63, s00q04, s02q25, s01q00b, s02q17_2, s02q15_2</w:t>
             </w:r>
           </w:p>
         </w:tc>
@@ -6214,7 +6214,7 @@
                 <w:color w:val="16A34A"/>
                 <w:sz w:val="16"/>
               </w:rPr>
-              <w:t>—</w:t>
+              <w:t>s01q63, s00q04, s02q25, s01q00b, s02q17_2, s02q15_2</w:t>
             </w:r>
           </w:p>
         </w:tc>
@@ -6664,7 +6664,7 @@
                 <w:color w:val="16A34A"/>
                 <w:sz w:val="16"/>
               </w:rPr>
-              <w:t>—</w:t>
+              <w:t>s01q63, s00q04, s02q25, s01q00b, s02q17_2, s02q15_2</w:t>
             </w:r>
           </w:p>
         </w:tc>
@@ -6934,7 +6934,7 @@
                 <w:color w:val="16A34A"/>
                 <w:sz w:val="16"/>
               </w:rPr>
-              <w:t>—</w:t>
+              <w:t>s01q63, s00q04, s02q25, s01q00b, s02q17_2, s02q15_2</w:t>
             </w:r>
           </w:p>
         </w:tc>
@@ -7204,7 +7204,7 @@
                 <w:color w:val="16A34A"/>
                 <w:sz w:val="16"/>
               </w:rPr>
-              <w:t>—</w:t>
+              <w:t>s01q63, s00q04, s02q25, s01q00b, s02q17_2, s02q15_2</w:t>
             </w:r>
           </w:p>
         </w:tc>
@@ -7474,7 +7474,7 @@
                 <w:color w:val="16A34A"/>
                 <w:sz w:val="16"/>
               </w:rPr>
-              <w:t>—</w:t>
+              <w:t>s01q63, s00q04, s02q25, s01q00b, s02q17_2, s02q15_2</w:t>
             </w:r>
           </w:p>
         </w:tc>
@@ -7744,7 +7744,7 @@
                 <w:color w:val="16A34A"/>
                 <w:sz w:val="16"/>
               </w:rPr>
-              <w:t>—</w:t>
+              <w:t>s01q41a, s02q20, s02q22, s03q07, s03q02, s01q00b, s03q02_autre</w:t>
             </w:r>
           </w:p>
         </w:tc>
@@ -7834,7 +7834,7 @@
                 <w:color w:val="16A34A"/>
                 <w:sz w:val="16"/>
               </w:rPr>
-              <w:t>—</w:t>
+              <w:t>s01q23, s01q00b, s01q23_autre</w:t>
             </w:r>
           </w:p>
         </w:tc>
@@ -7924,7 +7924,7 @@
                 <w:color w:val="16A34A"/>
                 <w:sz w:val="16"/>
               </w:rPr>
-              <w:t>—</w:t>
+              <w:t>s01q47__1, s01q47__2, s01q47__3, s01q47__4, s01q47__5, s01q47__6, s01q47__7, s02q15</w:t>
             </w:r>
           </w:p>
         </w:tc>
@@ -8104,7 +8104,7 @@
                 <w:color w:val="16A34A"/>
                 <w:sz w:val="16"/>
               </w:rPr>
-              <w:t>—</w:t>
+              <w:t>s02q10, s06q13, s06q14, s06q15a, s07bq01, s07bq03b, s07bq03b1, s07bq03c1</w:t>
             </w:r>
           </w:p>
         </w:tc>
@@ -8374,7 +8374,7 @@
                 <w:color w:val="16A34A"/>
                 <w:sz w:val="16"/>
               </w:rPr>
-              <w:t>—</w:t>
+              <w:t>s00q07a, s00q08, s00q10, s00q13_0, s00q15_0, s00q17_0, s00q23a, s00q23b</w:t>
             </w:r>
           </w:p>
         </w:tc>
@@ -8464,7 +8464,7 @@
                 <w:color w:val="16A34A"/>
                 <w:sz w:val="16"/>
               </w:rPr>
-              <w:t>—</w:t>
+              <w:t>s01q25, s01q29, s01q30, s04q46, s01q00b</w:t>
             </w:r>
           </w:p>
         </w:tc>
@@ -8644,7 +8644,7 @@
                 <w:color w:val="16A34A"/>
                 <w:sz w:val="16"/>
               </w:rPr>
-              <w:t>—</w:t>
+              <w:t>s00q07a, s00q08, s00q10, s00q13_0, s00q15_0, s00q17_0, s00q23a, s00q23b</w:t>
             </w:r>
           </w:p>
         </w:tc>
@@ -8824,7 +8824,7 @@
                 <w:color w:val="16A34A"/>
                 <w:sz w:val="16"/>
               </w:rPr>
-              <w:t>—</w:t>
+              <w:t>s01q25, s01q29, s01q30, s04q46, s01q00b</w:t>
             </w:r>
           </w:p>
         </w:tc>
@@ -9004,7 +9004,7 @@
                 <w:color w:val="16A34A"/>
                 <w:sz w:val="16"/>
               </w:rPr>
-              <w:t>—</w:t>
+              <w:t>s00q07a, s00q08, s00q10, s00q13_0, s00q15_0, s00q17_0, s00q23a, s00q23b</w:t>
             </w:r>
           </w:p>
         </w:tc>
@@ -9094,7 +9094,7 @@
                 <w:color w:val="16A34A"/>
                 <w:sz w:val="16"/>
               </w:rPr>
-              <w:t>—</w:t>
+              <w:t>s01q25, s01q29, s01q30, s04q46, s01q00b</w:t>
             </w:r>
           </w:p>
         </w:tc>
@@ -9184,7 +9184,7 @@
                 <w:color w:val="16A34A"/>
                 <w:sz w:val="16"/>
               </w:rPr>
-              <w:t>—</w:t>
+              <w:t>s00q07a, s00q08, s00q10, s00q13_0, s00q15_0, s00q17_0, s00q23a, s00q23b</w:t>
             </w:r>
           </w:p>
         </w:tc>
@@ -9274,7 +9274,7 @@
                 <w:color w:val="16A34A"/>
                 <w:sz w:val="16"/>
               </w:rPr>
-              <w:t>—</w:t>
+              <w:t>s01q25, s01q29, s01q30, s04q46, s01q00b</w:t>
             </w:r>
           </w:p>
         </w:tc>
@@ -9364,7 +9364,7 @@
                 <w:color w:val="16A34A"/>
                 <w:sz w:val="16"/>
               </w:rPr>
-              <w:t>—</w:t>
+              <w:t>s00q07a, s00q08, s00q10, s00q13_0, s00q15_0, s00q17_0, s00q23a, s00q23b</w:t>
             </w:r>
           </w:p>
         </w:tc>
@@ -9454,7 +9454,7 @@
                 <w:color w:val="16A34A"/>
                 <w:sz w:val="16"/>
               </w:rPr>
-              <w:t>—</w:t>
+              <w:t>s01q25, s01q29, s01q30, s04q46, s01q00b</w:t>
             </w:r>
           </w:p>
         </w:tc>
@@ -9544,7 +9544,7 @@
                 <w:color w:val="16A34A"/>
                 <w:sz w:val="16"/>
               </w:rPr>
-              <w:t>—</w:t>
+              <w:t>s00q07a, s00q08, s00q10, s00q13_0, s00q15_0, s00q17_0, s00q23a, s00q23b</w:t>
             </w:r>
           </w:p>
         </w:tc>
@@ -9634,7 +9634,7 @@
                 <w:color w:val="16A34A"/>
                 <w:sz w:val="16"/>
               </w:rPr>
-              <w:t>—</w:t>
+              <w:t>s01q25, s01q29, s01q30, s04q46, s01q00b</w:t>
             </w:r>
           </w:p>
         </w:tc>
@@ -9724,7 +9724,7 @@
                 <w:color w:val="16A34A"/>
                 <w:sz w:val="16"/>
               </w:rPr>
-              <w:t>—</w:t>
+              <w:t>s00q07a, s00q08, s00q10, s00q13_0, s00q15_0, s00q17_0, s00q23a, s00q23b</w:t>
             </w:r>
           </w:p>
         </w:tc>
@@ -9814,7 +9814,7 @@
                 <w:color w:val="16A34A"/>
                 <w:sz w:val="16"/>
               </w:rPr>
-              <w:t>—</w:t>
+              <w:t>s01q25, s01q29, s01q30, s04q46, s01q00b</w:t>
             </w:r>
           </w:p>
         </w:tc>
@@ -9904,7 +9904,7 @@
                 <w:color w:val="16A34A"/>
                 <w:sz w:val="16"/>
               </w:rPr>
-              <w:t>—</w:t>
+              <w:t>s00q07a, s00q08, s00q10, s00q13_0, s00q15_0, s00q17_0, s00q23a, s00q23b</w:t>
             </w:r>
           </w:p>
         </w:tc>
@@ -9994,7 +9994,7 @@
                 <w:color w:val="16A34A"/>
                 <w:sz w:val="16"/>
               </w:rPr>
-              <w:t>—</w:t>
+              <w:t>s01q25, s01q29, s01q30, s04q46, s01q00b</w:t>
             </w:r>
           </w:p>
         </w:tc>
@@ -10084,7 +10084,7 @@
                 <w:color w:val="16A34A"/>
                 <w:sz w:val="16"/>
               </w:rPr>
-              <w:t>—</w:t>
+              <w:t>s00q07a, s00q08, s00q10, s00q13_0, s00q15_0, s00q17_0, s00q23a, s00q23b</w:t>
             </w:r>
           </w:p>
         </w:tc>
@@ -10174,7 +10174,7 @@
                 <w:color w:val="16A34A"/>
                 <w:sz w:val="16"/>
               </w:rPr>
-              <w:t>—</w:t>
+              <w:t>s01q25, s01q29, s01q30, s04q46, s01q00b</w:t>
             </w:r>
           </w:p>
         </w:tc>
@@ -10264,7 +10264,7 @@
                 <w:color w:val="16A34A"/>
                 <w:sz w:val="16"/>
               </w:rPr>
-              <w:t>—</w:t>
+              <w:t>s00q07a, s00q08, s00q10, s00q13_0, s00q15_0, s00q17_0, s00q23a, s00q23b</w:t>
             </w:r>
           </w:p>
         </w:tc>
@@ -10354,7 +10354,7 @@
                 <w:color w:val="16A34A"/>
                 <w:sz w:val="16"/>
               </w:rPr>
-              <w:t>—</w:t>
+              <w:t>s01q25, s01q29, s01q30, s04q46, s01q00b</w:t>
             </w:r>
           </w:p>
         </w:tc>
@@ -10444,7 +10444,7 @@
                 <w:color w:val="16A34A"/>
                 <w:sz w:val="16"/>
               </w:rPr>
-              <w:t>—</w:t>
+              <w:t>s00q07a, s00q08, s00q10, s00q13_0, s00q15_0, s00q17_0, s00q23a, s00q23b</w:t>
             </w:r>
           </w:p>
         </w:tc>
@@ -10534,7 +10534,7 @@
                 <w:color w:val="16A34A"/>
                 <w:sz w:val="16"/>
               </w:rPr>
-              <w:t>—</w:t>
+              <w:t>s01q25, s01q29, s01q30, s04q46, s01q00b</w:t>
             </w:r>
           </w:p>
         </w:tc>
@@ -10624,7 +10624,7 @@
                 <w:color w:val="16A34A"/>
                 <w:sz w:val="16"/>
               </w:rPr>
-              <w:t>—</w:t>
+              <w:t>s00q07a, s00q08, s00q10, s00q13_0, s00q15_0, s00q17_0, s00q23a, s00q23b</w:t>
             </w:r>
           </w:p>
         </w:tc>
@@ -10714,7 +10714,7 @@
                 <w:color w:val="16A34A"/>
                 <w:sz w:val="16"/>
               </w:rPr>
-              <w:t>—</w:t>
+              <w:t>s01q25, s01q29, s01q30, s04q46, s01q00b</w:t>
             </w:r>
           </w:p>
         </w:tc>
@@ -10804,7 +10804,7 @@
                 <w:color w:val="16A34A"/>
                 <w:sz w:val="16"/>
               </w:rPr>
-              <w:t>—</w:t>
+              <w:t>s00q07a, s00q08, s00q10, s00q13_0, s00q15_0, s00q17_0, s00q23a, s00q23b</w:t>
             </w:r>
           </w:p>
         </w:tc>
@@ -10894,7 +10894,7 @@
                 <w:color w:val="16A34A"/>
                 <w:sz w:val="16"/>
               </w:rPr>
-              <w:t>—</w:t>
+              <w:t>s01q25, s01q29, s01q30, s04q46, s01q00b</w:t>
             </w:r>
           </w:p>
         </w:tc>
@@ -10984,7 +10984,7 @@
                 <w:color w:val="16A34A"/>
                 <w:sz w:val="16"/>
               </w:rPr>
-              <w:t>—</w:t>
+              <w:t>s00q07a, s00q08, s00q10, s00q13_0, s00q15_0, s00q17_0, s00q23a, s00q23b</w:t>
             </w:r>
           </w:p>
         </w:tc>
@@ -11074,7 +11074,7 @@
                 <w:color w:val="16A34A"/>
                 <w:sz w:val="16"/>
               </w:rPr>
-              <w:t>—</w:t>
+              <w:t>s01q25, s01q29, s01q30, s04q46, s01q00b</w:t>
             </w:r>
           </w:p>
         </w:tc>
@@ -11164,7 +11164,7 @@
                 <w:color w:val="16A34A"/>
                 <w:sz w:val="16"/>
               </w:rPr>
-              <w:t>—</w:t>
+              <w:t>s00q07a, s00q08, s00q10, s00q13_0, s00q15_0, s00q17_0, s00q23a, s00q23b</w:t>
             </w:r>
           </w:p>
         </w:tc>
@@ -11254,7 +11254,7 @@
                 <w:color w:val="16A34A"/>
                 <w:sz w:val="16"/>
               </w:rPr>
-              <w:t>—</w:t>
+              <w:t>s01q25, s01q29, s01q30, s04q46, s01q00b</w:t>
             </w:r>
           </w:p>
         </w:tc>
@@ -11344,7 +11344,7 @@
                 <w:color w:val="16A34A"/>
                 <w:sz w:val="16"/>
               </w:rPr>
-              <w:t>—</w:t>
+              <w:t>s00q07a, s00q08, s00q10, s00q13_0, s00q15_0, s00q17_0, s00q23a, s00q23b</w:t>
             </w:r>
           </w:p>
         </w:tc>
@@ -11434,7 +11434,7 @@
                 <w:color w:val="16A34A"/>
                 <w:sz w:val="16"/>
               </w:rPr>
-              <w:t>—</w:t>
+              <w:t>s01q25, s01q29, s01q30, s04q46, s01q00b</w:t>
             </w:r>
           </w:p>
         </w:tc>
@@ -11524,7 +11524,7 @@
                 <w:color w:val="16A34A"/>
                 <w:sz w:val="16"/>
               </w:rPr>
-              <w:t>—</w:t>
+              <w:t>s00q07a, s00q08, s00q10, s00q13_0, s00q15_0, s00q17_0, s00q23a, s00q23b</w:t>
             </w:r>
           </w:p>
         </w:tc>
@@ -11614,7 +11614,7 @@
                 <w:color w:val="16A34A"/>
                 <w:sz w:val="16"/>
               </w:rPr>
-              <w:t>—</w:t>
+              <w:t>s01q25, s01q29, s01q30, s04q46, s01q00b</w:t>
             </w:r>
           </w:p>
         </w:tc>
@@ -12964,7 +12964,7 @@
                 <w:color w:val="16A34A"/>
                 <w:sz w:val="16"/>
               </w:rPr>
-              <w:t>—</w:t>
+              <w:t>s01q23, s01q00b, s01q23_autre</w:t>
             </w:r>
           </w:p>
         </w:tc>
@@ -14854,7 +14854,7 @@
                 <w:color w:val="16A34A"/>
                 <w:sz w:val="16"/>
               </w:rPr>
-              <w:t>—</w:t>
+              <w:t>s01q23, s01q00b, s01q23_autre</w:t>
             </w:r>
           </w:p>
         </w:tc>
@@ -15304,7 +15304,7 @@
                 <w:color w:val="16A34A"/>
                 <w:sz w:val="16"/>
               </w:rPr>
-              <w:t>—</w:t>
+              <w:t>s00q08, s01q28, s01q29, s01q30, s02q01__2, s02q02__2, s03q20, s04q22</w:t>
             </w:r>
           </w:p>
         </w:tc>
@@ -15574,7 +15574,7 @@
                 <w:color w:val="16A34A"/>
                 <w:sz w:val="16"/>
               </w:rPr>
-              <w:t>—</w:t>
+              <w:t>s16aq00, s16aq45</w:t>
             </w:r>
           </w:p>
         </w:tc>
@@ -15664,7 +15664,7 @@
                 <w:color w:val="16A34A"/>
                 <w:sz w:val="16"/>
               </w:rPr>
-              <w:t>—</w:t>
+              <w:t>s01q36, s01q38, s04q24, s02q13, s11q35a, s16aq45, s16aq47a</w:t>
             </w:r>
           </w:p>
         </w:tc>
@@ -15754,7 +15754,7 @@
                 <w:color w:val="16A34A"/>
                 <w:sz w:val="16"/>
               </w:rPr>
-              <w:t>—</w:t>
+              <w:t>s00q28, s01q28, s01q29, s01q30, s02q01__1, s02q02__1, s03q19, s04q32</w:t>
             </w:r>
           </w:p>
         </w:tc>
@@ -15844,7 +15844,7 @@
                 <w:color w:val="16A34A"/>
                 <w:sz w:val="16"/>
               </w:rPr>
-              <w:t>—</w:t>
+              <w:t>s01q28, s01q29, s01q30, s02q01__1, s02q02__1, s02q03__1, s02q15, s03q18</w:t>
             </w:r>
           </w:p>
         </w:tc>
@@ -16024,7 +16024,7 @@
                 <w:color w:val="16A34A"/>
                 <w:sz w:val="16"/>
               </w:rPr>
-              <w:t>—</w:t>
+              <w:t>s00q07a, s00q08, s00q10, s00q13_0, s00q15_0, s00q17_0, s00q23a, s00q23b</w:t>
             </w:r>
           </w:p>
         </w:tc>
@@ -16114,7 +16114,7 @@
                 <w:color w:val="16A34A"/>
                 <w:sz w:val="16"/>
               </w:rPr>
-              <w:t>—</w:t>
+              <w:t>s00q28, s01q28, s01q29, s01q30, s02q01__1, s02q02__1, s03q19, s04q32</w:t>
             </w:r>
           </w:p>
         </w:tc>
@@ -16294,7 +16294,7 @@
                 <w:color w:val="16A34A"/>
                 <w:sz w:val="16"/>
               </w:rPr>
-              <w:t>—</w:t>
+              <w:t>s00q07a, s00q08, s00q10, s00q13_0, s00q15_0, s00q17_0, s00q23a, s00q23b</w:t>
             </w:r>
           </w:p>
         </w:tc>
@@ -16384,7 +16384,7 @@
                 <w:color w:val="16A34A"/>
                 <w:sz w:val="16"/>
               </w:rPr>
-              <w:t>—</w:t>
+              <w:t>s00q28, s01q28, s01q29, s01q30, s02q01__1, s02q02__1, s03q19, s04q32</w:t>
             </w:r>
           </w:p>
         </w:tc>
@@ -16474,7 +16474,7 @@
                 <w:color w:val="16A34A"/>
                 <w:sz w:val="16"/>
               </w:rPr>
-              <w:t>—</w:t>
+              <w:t>s02q02__1, s02q15, s02q17, s03q16, s04q27, s04q43, s04q63, s05q11</w:t>
             </w:r>
           </w:p>
         </w:tc>
@@ -16564,7 +16564,7 @@
                 <w:color w:val="16A34A"/>
                 <w:sz w:val="16"/>
               </w:rPr>
-              <w:t>—</w:t>
+              <w:t>s00q07a, s00q08, s00q10, s00q13_0, s00q15_0, s00q17_0, s00q23a, s00q23b</w:t>
             </w:r>
           </w:p>
         </w:tc>
@@ -16654,7 +16654,7 @@
                 <w:color w:val="16A34A"/>
                 <w:sz w:val="16"/>
               </w:rPr>
-              <w:t>—</w:t>
+              <w:t>s00q28, s01q28, s01q29, s01q30, s02q01__1, s02q02__1, s03q19, s04q32</w:t>
             </w:r>
           </w:p>
         </w:tc>
@@ -17104,7 +17104,7 @@
                 <w:color w:val="16A34A"/>
                 <w:sz w:val="16"/>
               </w:rPr>
-              <w:t>—</w:t>
+              <w:t>s00q04, s01q41, s01q00b</w:t>
             </w:r>
           </w:p>
         </w:tc>
@@ -17194,7 +17194,7 @@
                 <w:color w:val="16A34A"/>
                 <w:sz w:val="16"/>
               </w:rPr>
-              <w:t>—</w:t>
+              <w:t>s00q04, s01q41a, s01q00b</w:t>
             </w:r>
           </w:p>
         </w:tc>
@@ -17284,7 +17284,7 @@
                 <w:color w:val="16A34A"/>
                 <w:sz w:val="16"/>
               </w:rPr>
-              <w:t>—</w:t>
+              <w:t>s00q04, s01q41, s01q00b</w:t>
             </w:r>
           </w:p>
         </w:tc>
@@ -17374,7 +17374,7 @@
                 <w:color w:val="16A34A"/>
                 <w:sz w:val="16"/>
               </w:rPr>
-              <w:t>—</w:t>
+              <w:t>s00q04, s01q41a, s01q00b</w:t>
             </w:r>
           </w:p>
         </w:tc>
@@ -17464,7 +17464,7 @@
                 <w:color w:val="16A34A"/>
                 <w:sz w:val="16"/>
               </w:rPr>
-              <w:t>—</w:t>
+              <w:t>s00q04, s01q41, s01q00b</w:t>
             </w:r>
           </w:p>
         </w:tc>
@@ -17554,7 +17554,7 @@
                 <w:color w:val="16A34A"/>
                 <w:sz w:val="16"/>
               </w:rPr>
-              <w:t>—</w:t>
+              <w:t>s00q04, s01q41a, s01q00b</w:t>
             </w:r>
           </w:p>
         </w:tc>
@@ -17644,7 +17644,7 @@
                 <w:color w:val="16A34A"/>
                 <w:sz w:val="16"/>
               </w:rPr>
-              <w:t>—</w:t>
+              <w:t>s02q15, s02q20, s02q21, s04q21, s01q00b</w:t>
             </w:r>
           </w:p>
         </w:tc>
@@ -17824,7 +17824,7 @@
                 <w:color w:val="16A34A"/>
                 <w:sz w:val="16"/>
               </w:rPr>
-              <w:t>—</w:t>
+              <w:t>s00q27, s01q03a, s01q03b, s01q03c, s02q04, s03q14, s04q15, s04q16</w:t>
             </w:r>
           </w:p>
         </w:tc>
@@ -17914,7 +17914,7 @@
                 <w:color w:val="16A34A"/>
                 <w:sz w:val="16"/>
               </w:rPr>
-              <w:t>—</w:t>
+              <w:t>s00q27, s01q03a, s01q03b, s01q03c, s02q04, s03q14, s04q15, s04q16</w:t>
             </w:r>
           </w:p>
         </w:tc>
@@ -18004,7 +18004,7 @@
                 <w:color w:val="16A34A"/>
                 <w:sz w:val="16"/>
               </w:rPr>
-              <w:t>—</w:t>
+              <w:t>s00q27, s01q03a, s01q03b, s01q03c, s02q04, s03q14, s04q15, s04q16</w:t>
             </w:r>
           </w:p>
         </w:tc>
@@ -18094,7 +18094,7 @@
                 <w:color w:val="16A34A"/>
                 <w:sz w:val="16"/>
               </w:rPr>
-              <w:t>—</w:t>
+              <w:t>s00q27, s01q03a, s01q03b, s01q03c, s02q04, s03q14, s04q15, s04q16</w:t>
             </w:r>
           </w:p>
         </w:tc>
@@ -18184,7 +18184,7 @@
                 <w:color w:val="16A34A"/>
                 <w:sz w:val="16"/>
               </w:rPr>
-              <w:t>—</w:t>
+              <w:t>s00q27, s01q03a, s01q03b, s01q03c, s02q04, s03q14, s04q15, s04q16</w:t>
             </w:r>
           </w:p>
         </w:tc>
@@ -18274,7 +18274,7 @@
                 <w:color w:val="16A34A"/>
                 <w:sz w:val="16"/>
               </w:rPr>
-              <w:t>—</w:t>
+              <w:t>s00q27, s01q03a, s01q03b, s01q03c, s02q04, s03q14, s04q15, s04q16</w:t>
             </w:r>
           </w:p>
         </w:tc>
@@ -18364,7 +18364,7 @@
                 <w:color w:val="16A34A"/>
                 <w:sz w:val="16"/>
               </w:rPr>
-              <w:t>—</w:t>
+              <w:t>s00q04, s03q24, s04q19, s04q51, s04q51_unite, s04q39, s04q43, s04q44</w:t>
             </w:r>
           </w:p>
         </w:tc>
@@ -18454,7 +18454,7 @@
                 <w:color w:val="16A34A"/>
                 <w:sz w:val="16"/>
               </w:rPr>
-              <w:t>—</w:t>
+              <w:t>s01q35, s01q36, s01q37, s02q04, s02q15, s03q13, s03q14, s03q15</w:t>
             </w:r>
           </w:p>
         </w:tc>
@@ -18634,7 +18634,7 @@
                 <w:color w:val="16A34A"/>
                 <w:sz w:val="16"/>
               </w:rPr>
-              <w:t>—</w:t>
+              <w:t>s01q41a, s02q20, s02q22, s03q07, s03q02, s04q19, s05q01, s04q49</w:t>
             </w:r>
           </w:p>
         </w:tc>
@@ -18724,7 +18724,7 @@
                 <w:color w:val="16A34A"/>
                 <w:sz w:val="16"/>
               </w:rPr>
-              <w:t>—</w:t>
+              <w:t>s02q02__1, s02q15, s02q17, s03q16, s04q27, s04q43, s04q63, s05q11</w:t>
             </w:r>
           </w:p>
         </w:tc>
